--- a/technical_protection_of_information/лабораторные/ЛР 2/2026/КовалевДП_ВКБ53_ЛР2.docx
+++ b/technical_protection_of_information/лабораторные/ЛР 2/2026/КовалевДП_ВКБ53_ЛР2.docx
@@ -2186,7 +2186,10 @@
         <w:t>Генеральный директор ООО "</w:t>
       </w:r>
       <w:r>
-        <w:t>Безопасность - СИЛА</w:t>
+        <w:t>ТехноЩит</w:t>
+      </w:r>
+      <w:r>
+        <w:t xml:space="preserve"> </w:t>
       </w:r>
       <w:r>
         <w:t>"</w:t>
@@ -2491,7 +2494,14 @@
           <w:b/>
           <w:bCs/>
         </w:rPr>
-        <w:t>1-498</w:t>
+        <w:t>1-</w:t>
+      </w:r>
+      <w:r>
+        <w:rPr>
+          <w:b/>
+          <w:bCs/>
+        </w:rPr>
+        <w:t>333</w:t>
       </w:r>
       <w:r>
         <w:rPr>
@@ -2965,7 +2975,10 @@
         <w:t xml:space="preserve"> </w:t>
       </w:r>
       <w:r>
-        <w:t>переговоров 1-498</w:t>
+        <w:t>переговоров 1-</w:t>
+      </w:r>
+      <w:r>
+        <w:t>333</w:t>
       </w:r>
       <w:r>
         <w:rPr>
@@ -3189,8 +3202,77 @@
       <w:r>
         <w:rPr>
           <w:noProof/>
-        </w:rPr>
-        <w:object w:dxaOrig="21420" w:dyaOrig="13284" w14:anchorId="5565DF4F">
+          <w:sz w:val="28"/>
+          <w:szCs w:val="28"/>
+        </w:rPr>
+        <w:drawing>
+          <wp:inline distT="0" distB="0" distL="0" distR="0" wp14:anchorId="0AA08651" wp14:editId="4E38ACAF">
+            <wp:extent cx="4639376" cy="2700118"/>
+            <wp:effectExtent l="0" t="0" r="0" b="5080"/>
+            <wp:docPr id="472910834" name="Рисунок 1"/>
+            <wp:cNvGraphicFramePr>
+              <a:graphicFrameLocks xmlns:a="http://schemas.openxmlformats.org/drawingml/2006/main" noChangeAspect="1"/>
+            </wp:cNvGraphicFramePr>
+            <a:graphic xmlns:a="http://schemas.openxmlformats.org/drawingml/2006/main">
+              <a:graphicData uri="http://schemas.openxmlformats.org/drawingml/2006/picture">
+                <pic:pic xmlns:pic="http://schemas.openxmlformats.org/drawingml/2006/picture">
+                  <pic:nvPicPr>
+                    <pic:cNvPr id="472910834" name="Рисунок 472910834"/>
+                    <pic:cNvPicPr/>
+                  </pic:nvPicPr>
+                  <pic:blipFill>
+                    <a:blip r:embed="rId7" cstate="print">
+                      <a:extLst>
+                        <a:ext uri="{28A0092B-C50C-407E-A947-70E740481C1C}">
+                          <a14:useLocalDpi xmlns:a14="http://schemas.microsoft.com/office/drawing/2010/main" val="0"/>
+                        </a:ext>
+                      </a:extLst>
+                    </a:blip>
+                    <a:stretch>
+                      <a:fillRect/>
+                    </a:stretch>
+                  </pic:blipFill>
+                  <pic:spPr>
+                    <a:xfrm>
+                      <a:off x="0" y="0"/>
+                      <a:ext cx="4684909" cy="2726618"/>
+                    </a:xfrm>
+                    <a:prstGeom prst="rect">
+                      <a:avLst/>
+                    </a:prstGeom>
+                  </pic:spPr>
+                </pic:pic>
+              </a:graphicData>
+            </a:graphic>
+          </wp:inline>
+        </w:drawing>
+      </w:r>
+    </w:p>
+    <w:p>
+      <w:pPr>
+        <w:pStyle w:val="a3"/>
+        <w:spacing w:line="540" w:lineRule="auto"/>
+        <w:ind w:left="0" w:right="-1"/>
+        <w:jc w:val="center"/>
+      </w:pPr>
+      <w:r>
+        <w:t>Рис. 1. План-схема объекта</w:t>
+      </w:r>
+    </w:p>
+    <w:p>
+      <w:pPr>
+        <w:pStyle w:val="a3"/>
+        <w:spacing w:line="540" w:lineRule="auto"/>
+        <w:ind w:right="3369"/>
+        <w:rPr>
+          <w:spacing w:val="1"/>
+        </w:rPr>
+      </w:pPr>
+      <w:r>
+        <w:rPr>
+          <w:noProof/>
+        </w:rPr>
+        <w:object w:dxaOrig="9680" w:dyaOrig="9667" w14:anchorId="09385336">
           <v:shapetype id="_x0000_t75" coordsize="21600,21600" o:spt="75" o:preferrelative="t" path="m@4@5l@4@11@9@11@9@5xe" filled="f" stroked="f">
             <v:stroke joinstyle="miter"/>
             <v:formulas>
@@ -3210,10 +3292,10 @@
             <v:path o:extrusionok="f" gradientshapeok="t" o:connecttype="rect"/>
             <o:lock v:ext="edit" aspectratio="t"/>
           </v:shapetype>
-          <v:shape id="_x0000_i1029" type="#_x0000_t75" alt="" style="width:466.8pt;height:288.8pt;mso-width-percent:0;mso-height-percent:0;mso-width-percent:0;mso-height-percent:0" o:ole="">
-            <v:imagedata r:id="rId7" o:title=""/>
+          <v:shape id="_x0000_i1027" type="#_x0000_t75" alt="" style="width:484.2pt;height:482.65pt;mso-width-percent:0;mso-height-percent:0;mso-width-percent:0;mso-height-percent:0" o:ole="">
+            <v:imagedata r:id="rId8" o:title=""/>
           </v:shape>
-          <o:OLEObject Type="Embed" ProgID="Visio.Drawing.15" ShapeID="_x0000_i1029" DrawAspect="Content" ObjectID="_1851703416" r:id="rId8"/>
+          <o:OLEObject Type="Embed" ProgID="Visio.Drawing.15" ShapeID="_x0000_i1027" DrawAspect="Content" ObjectID="_1851703842" r:id="rId9"/>
         </w:object>
       </w:r>
     </w:p>
@@ -3225,7 +3307,7 @@
         <w:jc w:val="center"/>
       </w:pPr>
       <w:r>
-        <w:t>Рис. 1. План-схема объекта</w:t>
+        <w:t>Рис. 2 КЗ организации</w:t>
       </w:r>
     </w:p>
     <w:p>
@@ -3233,20 +3315,58 @@
         <w:pStyle w:val="a3"/>
         <w:spacing w:line="540" w:lineRule="auto"/>
         <w:ind w:right="3369"/>
+        <w:jc w:val="center"/>
         <w:rPr>
           <w:spacing w:val="1"/>
+          <w:lang w:val="en-US"/>
         </w:rPr>
       </w:pPr>
       <w:r>
         <w:rPr>
           <w:noProof/>
         </w:rPr>
-        <w:object w:dxaOrig="15768" w:dyaOrig="25584" w14:anchorId="7D177B1C">
-          <v:shape id="_x0000_i1028" type="#_x0000_t75" alt="" style="width:449.4pt;height:672.55pt;mso-width-percent:0;mso-height-percent:0;mso-width-percent:0;mso-height-percent:0" o:ole="">
-            <v:imagedata r:id="rId9" o:title=""/>
-          </v:shape>
-          <o:OLEObject Type="Embed" ProgID="Visio.Drawing.15" ShapeID="_x0000_i1028" DrawAspect="Content" ObjectID="_1851703417" r:id="rId10"/>
-        </w:object>
+        <w:lastRenderedPageBreak/>
+        <w:drawing>
+          <wp:inline distT="0" distB="0" distL="0" distR="0" wp14:anchorId="3555B862" wp14:editId="4A9C7A27">
+            <wp:extent cx="5940425" cy="3106630"/>
+            <wp:effectExtent l="0" t="0" r="3175" b="5080"/>
+            <wp:docPr id="2063734841" name="Рисунок 1"/>
+            <wp:cNvGraphicFramePr>
+              <a:graphicFrameLocks xmlns:a="http://schemas.openxmlformats.org/drawingml/2006/main" noChangeAspect="1"/>
+            </wp:cNvGraphicFramePr>
+            <a:graphic xmlns:a="http://schemas.openxmlformats.org/drawingml/2006/main">
+              <a:graphicData uri="http://schemas.openxmlformats.org/drawingml/2006/picture">
+                <pic:pic xmlns:pic="http://schemas.openxmlformats.org/drawingml/2006/picture">
+                  <pic:nvPicPr>
+                    <pic:cNvPr id="2063734841" name="Рисунок 2063734841"/>
+                    <pic:cNvPicPr/>
+                  </pic:nvPicPr>
+                  <pic:blipFill>
+                    <a:blip r:embed="rId10">
+                      <a:extLst>
+                        <a:ext uri="{28A0092B-C50C-407E-A947-70E740481C1C}">
+                          <a14:useLocalDpi xmlns:a14="http://schemas.microsoft.com/office/drawing/2010/main" val="0"/>
+                        </a:ext>
+                      </a:extLst>
+                    </a:blip>
+                    <a:stretch>
+                      <a:fillRect/>
+                    </a:stretch>
+                  </pic:blipFill>
+                  <pic:spPr>
+                    <a:xfrm>
+                      <a:off x="0" y="0"/>
+                      <a:ext cx="5940425" cy="3106630"/>
+                    </a:xfrm>
+                    <a:prstGeom prst="rect">
+                      <a:avLst/>
+                    </a:prstGeom>
+                  </pic:spPr>
+                </pic:pic>
+              </a:graphicData>
+            </a:graphic>
+          </wp:inline>
+        </w:drawing>
       </w:r>
     </w:p>
     <w:p>
@@ -3257,47 +3377,19 @@
         <w:jc w:val="center"/>
       </w:pPr>
       <w:r>
-        <w:t>Рис. 2 КЗ организации</w:t>
-      </w:r>
-    </w:p>
-    <w:p>
-      <w:pPr>
-        <w:pStyle w:val="a3"/>
-        <w:spacing w:line="540" w:lineRule="auto"/>
-        <w:ind w:right="3369"/>
-        <w:jc w:val="center"/>
-        <w:rPr>
-          <w:spacing w:val="1"/>
+        <w:t>Рис.</w:t>
+      </w:r>
+      <w:r>
+        <w:t xml:space="preserve"> </w:t>
+      </w:r>
+      <w:r>
+        <w:rPr>
           <w:lang w:val="en-US"/>
         </w:rPr>
-      </w:pPr>
-      <w:r>
-        <w:rPr>
-          <w:noProof/>
-        </w:rPr>
-        <w:object w:dxaOrig="12169" w:dyaOrig="16356" w14:anchorId="294E75BC">
-          <v:shape id="_x0000_i1027" type="#_x0000_t75" alt="" style="width:466.8pt;height:628.2pt;mso-width-percent:0;mso-height-percent:0;mso-width-percent:0;mso-height-percent:0" o:ole="">
-            <v:imagedata r:id="rId11" o:title=""/>
-          </v:shape>
-          <o:OLEObject Type="Embed" ProgID="Visio.Drawing.15" ShapeID="_x0000_i1027" DrawAspect="Content" ObjectID="_1851703418" r:id="rId12"/>
-        </w:object>
-      </w:r>
-    </w:p>
-    <w:p>
-      <w:pPr>
-        <w:pStyle w:val="a3"/>
-        <w:spacing w:line="540" w:lineRule="auto"/>
-        <w:ind w:left="0" w:right="-1"/>
-        <w:jc w:val="center"/>
-      </w:pPr>
-      <w:r>
-        <w:t>Рис.</w:t>
-      </w:r>
-      <w:r>
-        <w:t xml:space="preserve"> </w:t>
-      </w:r>
-      <w:r>
-        <w:t>2.</w:t>
+        <w:t>3</w:t>
+      </w:r>
+      <w:r>
+        <w:t>.</w:t>
       </w:r>
       <w:r>
         <w:t xml:space="preserve"> </w:t>
@@ -3377,7 +3469,7 @@
         <w:t>«</w:t>
       </w:r>
       <w:r>
-        <w:t>8</w:t>
+        <w:t>20</w:t>
       </w:r>
       <w:r>
         <w:t>»</w:t>
@@ -3386,16 +3478,52 @@
         <w:t xml:space="preserve"> </w:t>
       </w:r>
       <w:r>
+        <w:t xml:space="preserve">сентября </w:t>
+      </w:r>
+      <w:r>
+        <w:t>202</w:t>
+      </w:r>
+      <w:r>
+        <w:t>6</w:t>
+      </w:r>
+      <w:r>
+        <w:t>г.</w:t>
+      </w:r>
+      <w:r>
+        <w:t xml:space="preserve"> </w:t>
+      </w:r>
+      <w:r>
+        <w:t>п</w:t>
+      </w:r>
+      <w:r>
+        <w:t>о</w:t>
+      </w:r>
+      <w:r>
+        <w:t xml:space="preserve"> </w:t>
+      </w:r>
+      <w:r>
+        <w:t>«</w:t>
+      </w:r>
+      <w:r>
+        <w:t>1</w:t>
+      </w:r>
+      <w:r>
+        <w:t xml:space="preserve">» </w:t>
+      </w:r>
+      <w:r>
         <w:t>октября</w:t>
       </w:r>
       <w:r>
-        <w:tab/>
-      </w:r>
-      <w:r>
-        <w:t>2025</w:t>
-      </w:r>
-      <w:r>
-        <w:tab/>
+        <w:t xml:space="preserve"> </w:t>
+      </w:r>
+      <w:r>
+        <w:t>202</w:t>
+      </w:r>
+      <w:r>
+        <w:t>6</w:t>
+      </w:r>
+      <w:r>
+        <w:t xml:space="preserve"> </w:t>
       </w:r>
       <w:r>
         <w:t>г.</w:t>
@@ -3404,61 +3532,22 @@
         <w:t xml:space="preserve"> </w:t>
       </w:r>
       <w:r>
-        <w:t>по</w:t>
-      </w:r>
-    </w:p>
-    <w:p>
-      <w:pPr>
-        <w:pStyle w:val="a3"/>
-        <w:spacing w:line="360" w:lineRule="auto"/>
-        <w:ind w:left="0" w:right="-1"/>
-        <w:jc w:val="both"/>
-      </w:pPr>
-      <w:r>
-        <w:lastRenderedPageBreak/>
-        <w:t>«</w:t>
-      </w:r>
-      <w:r>
-        <w:t>2</w:t>
-      </w:r>
-      <w:r>
-        <w:t xml:space="preserve">» </w:t>
-      </w:r>
-      <w:r>
-        <w:t>сентября</w:t>
+        <w:t>в</w:t>
       </w:r>
       <w:r>
         <w:t xml:space="preserve"> </w:t>
       </w:r>
       <w:r>
-        <w:t>202</w:t>
-      </w:r>
-      <w:r>
-        <w:t>6</w:t>
+        <w:t>ЗП</w:t>
       </w:r>
       <w:r>
         <w:t xml:space="preserve"> </w:t>
       </w:r>
       <w:r>
-        <w:t>г.</w:t>
-      </w:r>
-      <w:r>
-        <w:t xml:space="preserve"> </w:t>
-      </w:r>
-      <w:r>
-        <w:t>в</w:t>
-      </w:r>
-      <w:r>
-        <w:t xml:space="preserve"> </w:t>
-      </w:r>
-      <w:r>
-        <w:t>ЗП</w:t>
-      </w:r>
-      <w:r>
-        <w:t xml:space="preserve"> </w:t>
-      </w:r>
-      <w:r>
-        <w:t>1-498</w:t>
+        <w:t>1-</w:t>
+      </w:r>
+      <w:r>
+        <w:t>333</w:t>
       </w:r>
       <w:r>
         <w:t xml:space="preserve"> </w:t>
@@ -3641,6 +3730,7 @@
         </w:rPr>
       </w:pPr>
       <w:r>
+        <w:lastRenderedPageBreak/>
         <w:t xml:space="preserve">По отношению к исследуемому помещению возможно ведение акустической речевой разведки по вибрационному каналу с использованием оптико-электронной (лазерной) аппаратуры дистанционного прослушивания речи </w:t>
       </w:r>
       <w:r>
@@ -4045,55 +4135,56 @@
           <w:sz w:val="28"/>
           <w:szCs w:val="28"/>
         </w:rPr>
+        <w:lastRenderedPageBreak/>
         <w:t xml:space="preserve">  </w:t>
       </w:r>
       <w:r>
         <w:rPr>
           <w:noProof/>
         </w:rPr>
-        <w:object w:dxaOrig="15276" w:dyaOrig="12900" w14:anchorId="35B9DA90">
+        <w:object w:dxaOrig="15276" w:dyaOrig="12900" w14:anchorId="7FB96859">
           <v:shape id="_x0000_i1026" type="#_x0000_t75" alt="" style="width:466.8pt;height:394.8pt;mso-width-percent:0;mso-height-percent:0;mso-width-percent:0;mso-height-percent:0" o:ole="">
+            <v:imagedata r:id="rId11" o:title=""/>
+          </v:shape>
+          <o:OLEObject Type="Embed" ProgID="Visio.Drawing.15" ShapeID="_x0000_i1026" DrawAspect="Content" ObjectID="_1851703843" r:id="rId12"/>
+        </w:object>
+      </w:r>
+    </w:p>
+    <w:p>
+      <w:pPr>
+        <w:pStyle w:val="a3"/>
+        <w:ind w:left="0"/>
+        <w:rPr>
+          <w:i/>
+        </w:rPr>
+      </w:pPr>
+    </w:p>
+    <w:p>
+      <w:pPr>
+        <w:spacing w:before="1" w:line="480" w:lineRule="auto"/>
+        <w:ind w:left="985" w:right="2422"/>
+        <w:rPr>
+          <w:i/>
+        </w:rPr>
+      </w:pPr>
+    </w:p>
+    <w:p>
+      <w:pPr>
+        <w:spacing w:before="1" w:line="480" w:lineRule="auto"/>
+        <w:ind w:left="985" w:right="2422"/>
+        <w:rPr>
+          <w:i/>
+        </w:rPr>
+      </w:pPr>
+      <w:r>
+        <w:rPr>
+          <w:noProof/>
+        </w:rPr>
+        <w:object w:dxaOrig="6529" w:dyaOrig="6144" w14:anchorId="4BB51523">
+          <v:shape id="_x0000_i1025" type="#_x0000_t75" alt="" style="width:326.75pt;height:307.8pt;mso-width-percent:0;mso-height-percent:0;mso-width-percent:0;mso-height-percent:0" o:ole="">
             <v:imagedata r:id="rId13" o:title=""/>
           </v:shape>
-          <o:OLEObject Type="Embed" ProgID="Visio.Drawing.15" ShapeID="_x0000_i1026" DrawAspect="Content" ObjectID="_1851703419" r:id="rId14"/>
-        </w:object>
-      </w:r>
-    </w:p>
-    <w:p>
-      <w:pPr>
-        <w:pStyle w:val="a3"/>
-        <w:ind w:left="0"/>
-        <w:rPr>
-          <w:i/>
-        </w:rPr>
-      </w:pPr>
-    </w:p>
-    <w:p>
-      <w:pPr>
-        <w:spacing w:before="1" w:line="480" w:lineRule="auto"/>
-        <w:ind w:left="985" w:right="2422"/>
-        <w:rPr>
-          <w:i/>
-        </w:rPr>
-      </w:pPr>
-    </w:p>
-    <w:p>
-      <w:pPr>
-        <w:spacing w:before="1" w:line="480" w:lineRule="auto"/>
-        <w:ind w:left="985" w:right="2422"/>
-        <w:rPr>
-          <w:i/>
-        </w:rPr>
-      </w:pPr>
-      <w:r>
-        <w:rPr>
-          <w:noProof/>
-        </w:rPr>
-        <w:object w:dxaOrig="6529" w:dyaOrig="6144" w14:anchorId="1B53E35D">
-          <v:shape id="_x0000_i1025" type="#_x0000_t75" alt="" style="width:326.75pt;height:307.8pt;mso-width-percent:0;mso-height-percent:0;mso-width-percent:0;mso-height-percent:0" o:ole="">
-            <v:imagedata r:id="rId15" o:title=""/>
-          </v:shape>
-          <o:OLEObject Type="Embed" ProgID="Visio.Drawing.15" ShapeID="_x0000_i1025" DrawAspect="Content" ObjectID="_1851703420" r:id="rId16"/>
+          <o:OLEObject Type="Embed" ProgID="Visio.Drawing.15" ShapeID="_x0000_i1025" DrawAspect="Content" ObjectID="_1851703844" r:id="rId14"/>
         </w:object>
       </w:r>
     </w:p>
@@ -4371,7 +4462,7 @@
                     </pic:cNvPicPr>
                   </pic:nvPicPr>
                   <pic:blipFill>
-                    <a:blip r:embed="rId17">
+                    <a:blip r:embed="rId15">
                       <a:extLst>
                         <a:ext uri="{28A0092B-C50C-407E-A947-70E740481C1C}">
                           <a14:useLocalDpi xmlns:a14="http://schemas.microsoft.com/office/drawing/2010/main" val="0"/>
@@ -8572,7 +8663,16 @@
         <w:jc w:val="right"/>
       </w:pPr>
       <w:r>
-        <w:t>13.10.202</w:t>
+        <w:t>24</w:t>
+      </w:r>
+      <w:r>
+        <w:t>.</w:t>
+      </w:r>
+      <w:r>
+        <w:t>09</w:t>
+      </w:r>
+      <w:r>
+        <w:t>.202</w:t>
       </w:r>
       <w:r>
         <w:t>6</w:t>
